--- a/RVfpga/RVfpgaEL2/RVfpga_NexysVideo-NoDDR/Labs/RVfpgaLabsSolutions/Lab14/RVfpga_Lab14_VeeR-EL2_NexysVideo-NoDDR_Solutions.docx
+++ b/RVfpga/RVfpgaEL2/RVfpga_NexysVideo-NoDDR/Labs/RVfpgaLabsSolutions/Lab14/RVfpga_Lab14_VeeR-EL2_NexysVideo-NoDDR_Solutions.docx
@@ -132,7 +132,10 @@
         <w:t>-</w:t>
       </w:r>
       <w:r>
-        <w:t>Nexys Video</w:t>
+        <w:t xml:space="preserve">Nexys </w:t>
+      </w:r>
+      <w:r>
+        <w:t>Video</w:t>
       </w:r>
       <w:r>
         <w:t xml:space="preserve"> (physical board)</w:t>
@@ -534,7 +537,10 @@
         <w:t>-</w:t>
       </w:r>
       <w:r>
-        <w:t>Nexys Video</w:t>
+        <w:t xml:space="preserve">Nexys </w:t>
+      </w:r>
+      <w:r>
+        <w:t>Video</w:t>
       </w:r>
       <w:r>
         <w:t xml:space="preserve"> (physical board):</w:t>
@@ -809,7 +815,7 @@
           <w:i/>
           <w:iCs/>
         </w:rPr>
-        <w:t>Nexys Video</w:t>
+        <w:t xml:space="preserve">Nexys </w:t>
       </w:r>
       <w:r>
         <w:rPr>
@@ -817,7 +823,15 @@
           <w:i/>
           <w:iCs/>
         </w:rPr>
-        <w:t>VideoNoDDRPath]</w:t>
+        <w:t>Video</w:t>
+      </w:r>
+      <w:r>
+        <w:rPr>
+          <w:rFonts w:cs="Arial"/>
+          <w:i/>
+          <w:iCs/>
+        </w:rPr>
+        <w:t>NoDDRPath]</w:t>
       </w:r>
       <w:r>
         <w:rPr>
@@ -5734,9 +5748,7 @@
 </file>
 
 <file path=customXml/item1.xml><?xml version="1.0" encoding="utf-8"?>
-<p:properties xmlns:p="http://schemas.microsoft.com/office/2006/metadata/properties" xmlns:xsi="http://www.w3.org/2001/XMLSchema-instance" xmlns:pc="http://schemas.microsoft.com/office/infopath/2007/PartnerControls">
-  <documentManagement/>
-</p:properties>
+<b:Sources xmlns:b="http://schemas.openxmlformats.org/officeDocument/2006/bibliography" xmlns="http://schemas.openxmlformats.org/officeDocument/2006/bibliography" SelectedStyle="\APA.XSL" StyleName="APA"/>
 </file>
 
 <file path=customXml/item2.xml><?xml version="1.0" encoding="utf-8"?>
@@ -5749,7 +5761,9 @@
 </file>
 
 <file path=customXml/item3.xml><?xml version="1.0" encoding="utf-8"?>
-<b:Sources xmlns:b="http://schemas.openxmlformats.org/officeDocument/2006/bibliography" xmlns="http://schemas.openxmlformats.org/officeDocument/2006/bibliography" SelectedStyle="\APA.XSL" StyleName="APA"/>
+<p:properties xmlns:p="http://schemas.microsoft.com/office/2006/metadata/properties" xmlns:xsi="http://www.w3.org/2001/XMLSchema-instance" xmlns:pc="http://schemas.microsoft.com/office/infopath/2007/PartnerControls">
+  <documentManagement/>
+</p:properties>
 </file>
 
 <file path=customXml/item4.xml><?xml version="1.0" encoding="utf-8"?>
@@ -5938,10 +5952,9 @@
 </file>
 
 <file path=customXml/itemProps1.xml><?xml version="1.0" encoding="utf-8"?>
-<ds:datastoreItem xmlns:ds="http://schemas.openxmlformats.org/officeDocument/2006/customXml" ds:itemID="{F764B7BC-F5EA-4966-8B65-1E59BCB2DE1E}">
+<ds:datastoreItem xmlns:ds="http://schemas.openxmlformats.org/officeDocument/2006/customXml" ds:itemID="{3207F671-D6C9-4834-B6C8-F6F24910759E}">
   <ds:schemaRefs>
-    <ds:schemaRef ds:uri="http://schemas.microsoft.com/office/2006/metadata/properties"/>
-    <ds:schemaRef ds:uri="http://schemas.microsoft.com/office/infopath/2007/PartnerControls"/>
+    <ds:schemaRef ds:uri="http://schemas.openxmlformats.org/officeDocument/2006/bibliography"/>
   </ds:schemaRefs>
 </ds:datastoreItem>
 </file>
@@ -5955,9 +5968,10 @@
 </file>
 
 <file path=customXml/itemProps3.xml><?xml version="1.0" encoding="utf-8"?>
-<ds:datastoreItem xmlns:ds="http://schemas.openxmlformats.org/officeDocument/2006/customXml" ds:itemID="{3207F671-D6C9-4834-B6C8-F6F24910759E}">
+<ds:datastoreItem xmlns:ds="http://schemas.openxmlformats.org/officeDocument/2006/customXml" ds:itemID="{F764B7BC-F5EA-4966-8B65-1E59BCB2DE1E}">
   <ds:schemaRefs>
-    <ds:schemaRef ds:uri="http://schemas.openxmlformats.org/officeDocument/2006/bibliography"/>
+    <ds:schemaRef ds:uri="http://schemas.microsoft.com/office/2006/metadata/properties"/>
+    <ds:schemaRef ds:uri="http://schemas.microsoft.com/office/infopath/2007/PartnerControls"/>
   </ds:schemaRefs>
 </ds:datastoreItem>
 </file>

--- a/RVfpga/RVfpgaEL2/RVfpga_NexysVideo-NoDDR/Labs/RVfpgaLabsSolutions/Lab14/RVfpga_Lab14_VeeR-EL2_NexysVideo-NoDDR_Solutions.docx
+++ b/RVfpga/RVfpgaEL2/RVfpga_NexysVideo-NoDDR/Labs/RVfpgaLabsSolutions/Lab14/RVfpga_Lab14_VeeR-EL2_NexysVideo-NoDDR_Solutions.docx
@@ -78,22 +78,37 @@
           <w:rFonts w:cs="Arial"/>
           <w:color w:val="00000A"/>
         </w:rPr>
-      </w:r>
-      <w:r>
-        <w:rPr>
-          <w:rFonts w:cs="Arial"/>
-          <w:color w:val="00000A"/>
-        </w:rPr>
         <w:fldChar w:fldCharType="separate"/>
       </w:r>
       <w:r>
-        <w:t xml:space="preserve">Figure </w:t>
-      </w:r>
-      <w:r>
-        <w:rPr>
-          <w:noProof/>
-        </w:rPr>
-        <w:t>2</w:t>
+        <w:rPr>
+          <w:rFonts w:cs="Arial" w:hint="eastAsia"/>
+          <w:b/>
+          <w:bCs/>
+          <w:color w:val="00000A"/>
+          <w:lang w:eastAsia="zh-CN"/>
+        </w:rPr>
+        <w:t>错误</w:t>
+      </w:r>
+      <w:r>
+        <w:rPr>
+          <w:rFonts w:cs="Arial" w:hint="eastAsia"/>
+          <w:b/>
+          <w:bCs/>
+          <w:color w:val="00000A"/>
+          <w:lang w:eastAsia="zh-CN"/>
+        </w:rPr>
+        <w:t>!</w:t>
+      </w:r>
+      <w:r>
+        <w:rPr>
+          <w:rFonts w:cs="Arial" w:hint="eastAsia"/>
+          <w:b/>
+          <w:bCs/>
+          <w:color w:val="00000A"/>
+          <w:lang w:eastAsia="zh-CN"/>
+        </w:rPr>
+        <w:t>未找到引用源。</w:t>
       </w:r>
       <w:r>
         <w:rPr>
@@ -350,6 +365,7 @@
         <w:rPr>
           <w:b w:val="0"/>
         </w:rPr>
+        <w:lastRenderedPageBreak/>
         <w:t>The loop contains 8 instructions and the number of iterations is 655</w:t>
       </w:r>
       <w:r>
@@ -484,21 +500,34 @@
         <w:rPr>
           <w:rFonts w:cs="Arial"/>
         </w:rPr>
-      </w:r>
-      <w:r>
-        <w:rPr>
-          <w:rFonts w:cs="Arial"/>
-        </w:rPr>
         <w:fldChar w:fldCharType="separate"/>
       </w:r>
       <w:r>
-        <w:t xml:space="preserve">Figure </w:t>
-      </w:r>
-      <w:r>
-        <w:rPr>
-          <w:noProof/>
-        </w:rPr>
-        <w:t>4</w:t>
+        <w:rPr>
+          <w:rFonts w:cs="Arial" w:hint="eastAsia"/>
+          <w:b/>
+          <w:bCs/>
+          <w:lang w:eastAsia="zh-CN"/>
+        </w:rPr>
+        <w:t>错误</w:t>
+      </w:r>
+      <w:r>
+        <w:rPr>
+          <w:rFonts w:cs="Arial" w:hint="eastAsia"/>
+          <w:b/>
+          <w:bCs/>
+          <w:lang w:eastAsia="zh-CN"/>
+        </w:rPr>
+        <w:t>!</w:t>
+      </w:r>
+      <w:r>
+        <w:rPr>
+          <w:rFonts w:cs="Arial" w:hint="eastAsia"/>
+          <w:b/>
+          <w:bCs/>
+          <w:lang w:eastAsia="zh-CN"/>
+        </w:rPr>
+        <w:t>未找到引用源。</w:t>
       </w:r>
       <w:r>
         <w:rPr>
@@ -713,7 +742,6 @@
         <w:rPr>
           <w:b w:val="0"/>
         </w:rPr>
-        <w:lastRenderedPageBreak/>
         <w:t>IPC is around 0.5</w:t>
       </w:r>
       <w:r>
@@ -2120,7 +2148,15 @@
           <w:rFonts w:eastAsia="Arial" w:cs="Arial"/>
           <w:color w:val="00000A"/>
         </w:rPr>
-        <w:t>. Is it necessary to stall the processor? Explain it theoretically and demonstrate it with an example program.</w:t>
+        <w:t xml:space="preserve">. Is it necessary to stall the processor? Explain it theoretically and </w:t>
+      </w:r>
+      <w:r>
+        <w:rPr>
+          <w:rFonts w:eastAsia="Arial" w:cs="Arial"/>
+          <w:color w:val="00000A"/>
+        </w:rPr>
+        <w:lastRenderedPageBreak/>
+        <w:t>demonstrate it with an example program.</w:t>
       </w:r>
       <w:r>
         <w:rPr>
@@ -3059,12 +3095,10 @@
       </w:pPr>
     </w:p>
     <w:sectPr>
-      <w:headerReference w:type="even" r:id="rId19"/>
-      <w:headerReference w:type="default" r:id="rId20"/>
-      <w:footerReference w:type="even" r:id="rId21"/>
-      <w:footerReference w:type="default" r:id="rId22"/>
-      <w:headerReference w:type="first" r:id="rId23"/>
-      <w:footerReference w:type="first" r:id="rId24"/>
+      <w:headerReference w:type="default" r:id="rId19"/>
+      <w:footerReference w:type="default" r:id="rId20"/>
+      <w:headerReference w:type="first" r:id="rId21"/>
+      <w:footerReference w:type="first" r:id="rId22"/>
       <w:pgSz w:w="11906" w:h="16838"/>
       <w:pgMar w:top="1800" w:right="1440" w:bottom="1440" w:left="1440" w:header="706" w:footer="389" w:gutter="0"/>
       <w:cols w:space="720"/>
@@ -3096,16 +3130,6 @@
 </file>
 
 <file path=word/footer1.xml><?xml version="1.0" encoding="utf-8"?>
-<w:ftr xmlns:wpc="http://schemas.microsoft.com/office/word/2010/wordprocessingCanvas" xmlns:cx="http://schemas.microsoft.com/office/drawing/2014/chartex" xmlns:cx1="http://schemas.microsoft.com/office/drawing/2015/9/8/chartex" xmlns:cx2="http://schemas.microsoft.com/office/drawing/2015/10/21/chartex" xmlns:cx3="http://schemas.microsoft.com/office/drawing/2016/5/9/chartex" xmlns:cx4="http://schemas.microsoft.com/office/drawing/2016/5/10/chartex" xmlns:cx5="http://schemas.microsoft.com/office/drawing/2016/5/11/chartex" xmlns:cx6="http://schemas.microsoft.com/office/drawing/2016/5/12/chartex" xmlns:cx7="http://schemas.microsoft.com/office/drawing/2016/5/13/chartex" xmlns:cx8="http://schemas.microsoft.com/office/drawing/2016/5/14/chartex" xmlns:mc="http://schemas.openxmlformats.org/markup-compatibility/2006" xmlns:aink="http://schemas.microsoft.com/office/drawing/2016/ink" xmlns:am3d="http://schemas.microsoft.com/office/drawing/2017/model3d" xmlns:o="urn:schemas-microsoft-com:office:office" xmlns:oel="http://schemas.microsoft.com/office/2019/extlst" xmlns:r="http://schemas.openxmlformats.org/officeDocument/2006/relationships" xmlns:m="http://schemas.openxmlformats.org/officeDocument/2006/math" xmlns:v="urn:schemas-microsoft-com:vml" xmlns:wp14="http://schemas.microsoft.com/office/word/2010/wordprocessingDrawing" xmlns:wp="http://schemas.openxmlformats.org/drawingml/2006/wordprocessingDrawing" xmlns:w10="urn:schemas-microsoft-com:office:word" xmlns:w="http://schemas.openxmlformats.org/wordprocessingml/2006/main" xmlns:w14="http://schemas.microsoft.com/office/word/2010/wordml" xmlns:w15="http://schemas.microsoft.com/office/word/2012/wordml" xmlns:w16cex="http://schemas.microsoft.com/office/word/2018/wordml/cex" xmlns:w16cid="http://schemas.microsoft.com/office/word/2016/wordml/cid" xmlns:w16="http://schemas.microsoft.com/office/word/2018/wordml" xmlns:w16du="http://schemas.microsoft.com/office/word/2023/wordml/word16du" xmlns:w16sdtdh="http://schemas.microsoft.com/office/word/2020/wordml/sdtdatahash" xmlns:w16sdtfl="http://schemas.microsoft.com/office/word/2024/wordml/sdtformatlock" xmlns:w16se="http://schemas.microsoft.com/office/word/2015/wordml/symex" xmlns:wpg="http://schemas.microsoft.com/office/word/2010/wordprocessingGroup" xmlns:wpi="http://schemas.microsoft.com/office/word/2010/wordprocessingInk" xmlns:wne="http://schemas.microsoft.com/office/word/2006/wordml" xmlns:wps="http://schemas.microsoft.com/office/word/2010/wordprocessingShape" mc:Ignorable="w14 w15 w16se w16cid w16 w16cex w16sdtdh w16sdtfl w16du wp14">
-  <w:p>
-    <w:pPr>
-      <w:pStyle w:val="a9"/>
-    </w:pPr>
-  </w:p>
-</w:ftr>
-</file>
-
-<file path=word/footer2.xml><?xml version="1.0" encoding="utf-8"?>
 <w:ftr xmlns:wpc="http://schemas.microsoft.com/office/word/2010/wordprocessingCanvas" xmlns:cx="http://schemas.microsoft.com/office/drawing/2014/chartex" xmlns:cx1="http://schemas.microsoft.com/office/drawing/2015/9/8/chartex" xmlns:cx2="http://schemas.microsoft.com/office/drawing/2015/10/21/chartex" xmlns:cx3="http://schemas.microsoft.com/office/drawing/2016/5/9/chartex" xmlns:cx4="http://schemas.microsoft.com/office/drawing/2016/5/10/chartex" xmlns:cx5="http://schemas.microsoft.com/office/drawing/2016/5/11/chartex" xmlns:cx6="http://schemas.microsoft.com/office/drawing/2016/5/12/chartex" xmlns:cx7="http://schemas.microsoft.com/office/drawing/2016/5/13/chartex" xmlns:cx8="http://schemas.microsoft.com/office/drawing/2016/5/14/chartex" xmlns:mc="http://schemas.openxmlformats.org/markup-compatibility/2006" xmlns:aink="http://schemas.microsoft.com/office/drawing/2016/ink" xmlns:am3d="http://schemas.microsoft.com/office/drawing/2017/model3d" xmlns:o="urn:schemas-microsoft-com:office:office" xmlns:oel="http://schemas.microsoft.com/office/2019/extlst" xmlns:r="http://schemas.openxmlformats.org/officeDocument/2006/relationships" xmlns:m="http://schemas.openxmlformats.org/officeDocument/2006/math" xmlns:v="urn:schemas-microsoft-com:vml" xmlns:wp14="http://schemas.microsoft.com/office/word/2010/wordprocessingDrawing" xmlns:wp="http://schemas.openxmlformats.org/drawingml/2006/wordprocessingDrawing" xmlns:w10="urn:schemas-microsoft-com:office:word" xmlns:w="http://schemas.openxmlformats.org/wordprocessingml/2006/main" xmlns:w14="http://schemas.microsoft.com/office/word/2010/wordml" xmlns:w15="http://schemas.microsoft.com/office/word/2012/wordml" xmlns:w16cex="http://schemas.microsoft.com/office/word/2018/wordml/cex" xmlns:w16cid="http://schemas.microsoft.com/office/word/2016/wordml/cid" xmlns:w16="http://schemas.microsoft.com/office/word/2018/wordml" xmlns:w16du="http://schemas.microsoft.com/office/word/2023/wordml/word16du" xmlns:w16sdtdh="http://schemas.microsoft.com/office/word/2020/wordml/sdtdatahash" xmlns:w16sdtfl="http://schemas.microsoft.com/office/word/2024/wordml/sdtformatlock" xmlns:w16se="http://schemas.microsoft.com/office/word/2015/wordml/symex" xmlns:wpg="http://schemas.microsoft.com/office/word/2010/wordprocessingGroup" xmlns:wpi="http://schemas.microsoft.com/office/word/2010/wordprocessingInk" xmlns:wne="http://schemas.microsoft.com/office/word/2006/wordml" xmlns:wps="http://schemas.microsoft.com/office/word/2010/wordprocessingShape" mc:Ignorable="w14 w15 w16se w16cid w16 w16cex w16sdtdh w16sdtfl w16du wp14">
   <w:p>
     <w:pPr>
@@ -3212,7 +3236,7 @@
 </w:ftr>
 </file>
 
-<file path=word/footer3.xml><?xml version="1.0" encoding="utf-8"?>
+<file path=word/footer2.xml><?xml version="1.0" encoding="utf-8"?>
 <w:ftr xmlns:wpc="http://schemas.microsoft.com/office/word/2010/wordprocessingCanvas" xmlns:cx="http://schemas.microsoft.com/office/drawing/2014/chartex" xmlns:cx1="http://schemas.microsoft.com/office/drawing/2015/9/8/chartex" xmlns:cx2="http://schemas.microsoft.com/office/drawing/2015/10/21/chartex" xmlns:cx3="http://schemas.microsoft.com/office/drawing/2016/5/9/chartex" xmlns:cx4="http://schemas.microsoft.com/office/drawing/2016/5/10/chartex" xmlns:cx5="http://schemas.microsoft.com/office/drawing/2016/5/11/chartex" xmlns:cx6="http://schemas.microsoft.com/office/drawing/2016/5/12/chartex" xmlns:cx7="http://schemas.microsoft.com/office/drawing/2016/5/13/chartex" xmlns:cx8="http://schemas.microsoft.com/office/drawing/2016/5/14/chartex" xmlns:mc="http://schemas.openxmlformats.org/markup-compatibility/2006" xmlns:aink="http://schemas.microsoft.com/office/drawing/2016/ink" xmlns:am3d="http://schemas.microsoft.com/office/drawing/2017/model3d" xmlns:o="urn:schemas-microsoft-com:office:office" xmlns:oel="http://schemas.microsoft.com/office/2019/extlst" xmlns:r="http://schemas.openxmlformats.org/officeDocument/2006/relationships" xmlns:m="http://schemas.openxmlformats.org/officeDocument/2006/math" xmlns:v="urn:schemas-microsoft-com:vml" xmlns:wp14="http://schemas.microsoft.com/office/word/2010/wordprocessingDrawing" xmlns:wp="http://schemas.openxmlformats.org/drawingml/2006/wordprocessingDrawing" xmlns:w10="urn:schemas-microsoft-com:office:word" xmlns:w="http://schemas.openxmlformats.org/wordprocessingml/2006/main" xmlns:w14="http://schemas.microsoft.com/office/word/2010/wordml" xmlns:w15="http://schemas.microsoft.com/office/word/2012/wordml" xmlns:w16cex="http://schemas.microsoft.com/office/word/2018/wordml/cex" xmlns:w16cid="http://schemas.microsoft.com/office/word/2016/wordml/cid" xmlns:w16="http://schemas.microsoft.com/office/word/2018/wordml" xmlns:w16du="http://schemas.microsoft.com/office/word/2023/wordml/word16du" xmlns:w16sdtdh="http://schemas.microsoft.com/office/word/2020/wordml/sdtdatahash" xmlns:w16sdtfl="http://schemas.microsoft.com/office/word/2024/wordml/sdtformatlock" xmlns:w16se="http://schemas.microsoft.com/office/word/2015/wordml/symex" xmlns:wpg="http://schemas.microsoft.com/office/word/2010/wordprocessingGroup" xmlns:wpi="http://schemas.microsoft.com/office/word/2010/wordprocessingInk" xmlns:wne="http://schemas.microsoft.com/office/word/2006/wordml" xmlns:wps="http://schemas.microsoft.com/office/word/2010/wordprocessingShape" mc:Ignorable="w14 w15 w16se w16cid w16 w16cex w16sdtdh w16sdtfl w16du wp14">
   <w:p>
     <w:pPr>
@@ -3315,16 +3339,6 @@
     <w:pPr>
       <w:pStyle w:val="ab"/>
     </w:pPr>
-  </w:p>
-</w:hdr>
-</file>
-
-<file path=word/header2.xml><?xml version="1.0" encoding="utf-8"?>
-<w:hdr xmlns:wpc="http://schemas.microsoft.com/office/word/2010/wordprocessingCanvas" xmlns:cx="http://schemas.microsoft.com/office/drawing/2014/chartex" xmlns:cx1="http://schemas.microsoft.com/office/drawing/2015/9/8/chartex" xmlns:cx2="http://schemas.microsoft.com/office/drawing/2015/10/21/chartex" xmlns:cx3="http://schemas.microsoft.com/office/drawing/2016/5/9/chartex" xmlns:cx4="http://schemas.microsoft.com/office/drawing/2016/5/10/chartex" xmlns:cx5="http://schemas.microsoft.com/office/drawing/2016/5/11/chartex" xmlns:cx6="http://schemas.microsoft.com/office/drawing/2016/5/12/chartex" xmlns:cx7="http://schemas.microsoft.com/office/drawing/2016/5/13/chartex" xmlns:cx8="http://schemas.microsoft.com/office/drawing/2016/5/14/chartex" xmlns:mc="http://schemas.openxmlformats.org/markup-compatibility/2006" xmlns:aink="http://schemas.microsoft.com/office/drawing/2016/ink" xmlns:am3d="http://schemas.microsoft.com/office/drawing/2017/model3d" xmlns:o="urn:schemas-microsoft-com:office:office" xmlns:oel="http://schemas.microsoft.com/office/2019/extlst" xmlns:r="http://schemas.openxmlformats.org/officeDocument/2006/relationships" xmlns:m="http://schemas.openxmlformats.org/officeDocument/2006/math" xmlns:v="urn:schemas-microsoft-com:vml" xmlns:wp14="http://schemas.microsoft.com/office/word/2010/wordprocessingDrawing" xmlns:wp="http://schemas.openxmlformats.org/drawingml/2006/wordprocessingDrawing" xmlns:w10="urn:schemas-microsoft-com:office:word" xmlns:w="http://schemas.openxmlformats.org/wordprocessingml/2006/main" xmlns:w14="http://schemas.microsoft.com/office/word/2010/wordml" xmlns:w15="http://schemas.microsoft.com/office/word/2012/wordml" xmlns:w16cex="http://schemas.microsoft.com/office/word/2018/wordml/cex" xmlns:w16cid="http://schemas.microsoft.com/office/word/2016/wordml/cid" xmlns:w16="http://schemas.microsoft.com/office/word/2018/wordml" xmlns:w16du="http://schemas.microsoft.com/office/word/2023/wordml/word16du" xmlns:w16sdtdh="http://schemas.microsoft.com/office/word/2020/wordml/sdtdatahash" xmlns:w16sdtfl="http://schemas.microsoft.com/office/word/2024/wordml/sdtformatlock" xmlns:w16se="http://schemas.microsoft.com/office/word/2015/wordml/symex" xmlns:wpg="http://schemas.microsoft.com/office/word/2010/wordprocessingGroup" xmlns:wpi="http://schemas.microsoft.com/office/word/2010/wordprocessingInk" xmlns:wne="http://schemas.microsoft.com/office/word/2006/wordml" xmlns:wps="http://schemas.microsoft.com/office/word/2010/wordprocessingShape" mc:Ignorable="w14 w15 w16se w16cid w16 w16cex w16sdtdh w16sdtfl w16du wp14">
-  <w:p>
-    <w:pPr>
-      <w:pStyle w:val="ab"/>
-    </w:pPr>
     <w:r>
       <w:rPr>
         <w:noProof/>
@@ -3380,7 +3394,7 @@
 </w:hdr>
 </file>
 
-<file path=word/header3.xml><?xml version="1.0" encoding="utf-8"?>
+<file path=word/header2.xml><?xml version="1.0" encoding="utf-8"?>
 <w:hdr xmlns:wpc="http://schemas.microsoft.com/office/word/2010/wordprocessingCanvas" xmlns:cx="http://schemas.microsoft.com/office/drawing/2014/chartex" xmlns:cx1="http://schemas.microsoft.com/office/drawing/2015/9/8/chartex" xmlns:cx2="http://schemas.microsoft.com/office/drawing/2015/10/21/chartex" xmlns:cx3="http://schemas.microsoft.com/office/drawing/2016/5/9/chartex" xmlns:cx4="http://schemas.microsoft.com/office/drawing/2016/5/10/chartex" xmlns:cx5="http://schemas.microsoft.com/office/drawing/2016/5/11/chartex" xmlns:cx6="http://schemas.microsoft.com/office/drawing/2016/5/12/chartex" xmlns:cx7="http://schemas.microsoft.com/office/drawing/2016/5/13/chartex" xmlns:cx8="http://schemas.microsoft.com/office/drawing/2016/5/14/chartex" xmlns:mc="http://schemas.openxmlformats.org/markup-compatibility/2006" xmlns:aink="http://schemas.microsoft.com/office/drawing/2016/ink" xmlns:am3d="http://schemas.microsoft.com/office/drawing/2017/model3d" xmlns:o="urn:schemas-microsoft-com:office:office" xmlns:oel="http://schemas.microsoft.com/office/2019/extlst" xmlns:r="http://schemas.openxmlformats.org/officeDocument/2006/relationships" xmlns:m="http://schemas.openxmlformats.org/officeDocument/2006/math" xmlns:v="urn:schemas-microsoft-com:vml" xmlns:wp14="http://schemas.microsoft.com/office/word/2010/wordprocessingDrawing" xmlns:wp="http://schemas.openxmlformats.org/drawingml/2006/wordprocessingDrawing" xmlns:w10="urn:schemas-microsoft-com:office:word" xmlns:w="http://schemas.openxmlformats.org/wordprocessingml/2006/main" xmlns:w14="http://schemas.microsoft.com/office/word/2010/wordml" xmlns:w15="http://schemas.microsoft.com/office/word/2012/wordml" xmlns:w16cex="http://schemas.microsoft.com/office/word/2018/wordml/cex" xmlns:w16cid="http://schemas.microsoft.com/office/word/2016/wordml/cid" xmlns:w16="http://schemas.microsoft.com/office/word/2018/wordml" xmlns:w16du="http://schemas.microsoft.com/office/word/2023/wordml/word16du" xmlns:w16sdtdh="http://schemas.microsoft.com/office/word/2020/wordml/sdtdatahash" xmlns:w16sdtfl="http://schemas.microsoft.com/office/word/2024/wordml/sdtformatlock" xmlns:w16se="http://schemas.microsoft.com/office/word/2015/wordml/symex" xmlns:wpg="http://schemas.microsoft.com/office/word/2010/wordprocessingGroup" xmlns:wpi="http://schemas.microsoft.com/office/word/2010/wordprocessingInk" xmlns:wne="http://schemas.microsoft.com/office/word/2006/wordml" xmlns:wps="http://schemas.microsoft.com/office/word/2010/wordprocessingShape" mc:Ignorable="w14 w15 w16se w16cid w16 w16cex w16sdtdh w16sdtfl w16du wp14">
   <w:tbl>
     <w:tblPr>
@@ -5752,21 +5766,6 @@
 </file>
 
 <file path=customXml/item2.xml><?xml version="1.0" encoding="utf-8"?>
-<?mso-contentType ?>
-<FormTemplates xmlns="http://schemas.microsoft.com/sharepoint/v3/contenttype/forms">
-  <Display>DocumentLibraryForm</Display>
-  <Edit>DocumentLibraryForm</Edit>
-  <New>DocumentLibraryForm</New>
-</FormTemplates>
-</file>
-
-<file path=customXml/item3.xml><?xml version="1.0" encoding="utf-8"?>
-<p:properties xmlns:p="http://schemas.microsoft.com/office/2006/metadata/properties" xmlns:xsi="http://www.w3.org/2001/XMLSchema-instance" xmlns:pc="http://schemas.microsoft.com/office/infopath/2007/PartnerControls">
-  <documentManagement/>
-</p:properties>
-</file>
-
-<file path=customXml/item4.xml><?xml version="1.0" encoding="utf-8"?>
 <ct:contentTypeSchema xmlns:ct="http://schemas.microsoft.com/office/2006/metadata/contentType" xmlns:ma="http://schemas.microsoft.com/office/2006/metadata/properties/metaAttributes" ct:_="" ma:_="" ma:contentTypeName="Documento" ma:contentTypeID="0x010100DC4605E09422954E885190BEAE91315B" ma:contentTypeVersion="7" ma:contentTypeDescription="Crear nuevo documento." ma:contentTypeScope="" ma:versionID="385cca1479246aa9c7e7ca5799fff24b">
   <xsd:schema xmlns:xsd="http://www.w3.org/2001/XMLSchema" xmlns:xs="http://www.w3.org/2001/XMLSchema" xmlns:p="http://schemas.microsoft.com/office/2006/metadata/properties" xmlns:ns3="08b0e0cf-4f32-46a9-9719-4bc0cd4cc607" xmlns:ns4="58ac13d9-b16a-459f-8916-94b458aa600a" targetNamespace="http://schemas.microsoft.com/office/2006/metadata/properties" ma:root="true" ma:fieldsID="6fe30a3bbca70e3159826167a953d9c9" ns3:_="" ns4:_="">
     <xsd:import namespace="08b0e0cf-4f32-46a9-9719-4bc0cd4cc607"/>
@@ -5951,6 +5950,21 @@
 </ct:contentTypeSchema>
 </file>
 
+<file path=customXml/item3.xml><?xml version="1.0" encoding="utf-8"?>
+<p:properties xmlns:p="http://schemas.microsoft.com/office/2006/metadata/properties" xmlns:xsi="http://www.w3.org/2001/XMLSchema-instance" xmlns:pc="http://schemas.microsoft.com/office/infopath/2007/PartnerControls">
+  <documentManagement/>
+</p:properties>
+</file>
+
+<file path=customXml/item4.xml><?xml version="1.0" encoding="utf-8"?>
+<?mso-contentType ?>
+<FormTemplates xmlns="http://schemas.microsoft.com/sharepoint/v3/contenttype/forms">
+  <Display>DocumentLibraryForm</Display>
+  <Edit>DocumentLibraryForm</Edit>
+  <New>DocumentLibraryForm</New>
+</FormTemplates>
+</file>
+
 <file path=customXml/itemProps1.xml><?xml version="1.0" encoding="utf-8"?>
 <ds:datastoreItem xmlns:ds="http://schemas.openxmlformats.org/officeDocument/2006/customXml" ds:itemID="{3207F671-D6C9-4834-B6C8-F6F24910759E}">
   <ds:schemaRefs>
@@ -5960,23 +5974,6 @@
 </file>
 
 <file path=customXml/itemProps2.xml><?xml version="1.0" encoding="utf-8"?>
-<ds:datastoreItem xmlns:ds="http://schemas.openxmlformats.org/officeDocument/2006/customXml" ds:itemID="{5503D3D1-3D54-4D5E-9588-244437D76418}">
-  <ds:schemaRefs>
-    <ds:schemaRef ds:uri="http://schemas.microsoft.com/sharepoint/v3/contenttype/forms"/>
-  </ds:schemaRefs>
-</ds:datastoreItem>
-</file>
-
-<file path=customXml/itemProps3.xml><?xml version="1.0" encoding="utf-8"?>
-<ds:datastoreItem xmlns:ds="http://schemas.openxmlformats.org/officeDocument/2006/customXml" ds:itemID="{F764B7BC-F5EA-4966-8B65-1E59BCB2DE1E}">
-  <ds:schemaRefs>
-    <ds:schemaRef ds:uri="http://schemas.microsoft.com/office/2006/metadata/properties"/>
-    <ds:schemaRef ds:uri="http://schemas.microsoft.com/office/infopath/2007/PartnerControls"/>
-  </ds:schemaRefs>
-</ds:datastoreItem>
-</file>
-
-<file path=customXml/itemProps4.xml><?xml version="1.0" encoding="utf-8"?>
 <ds:datastoreItem xmlns:ds="http://schemas.openxmlformats.org/officeDocument/2006/customXml" ds:itemID="{6AD23DEA-B07D-4E23-B8B4-58A43E3CD54E}">
   <ds:schemaRefs>
     <ds:schemaRef ds:uri="http://schemas.microsoft.com/office/2006/metadata/contentType"/>
@@ -5993,4 +5990,21 @@
     <ds:schemaRef ds:uri="http://schemas.microsoft.com/internal/obd"/>
   </ds:schemaRefs>
 </ds:datastoreItem>
+</file>
+
+<file path=customXml/itemProps3.xml><?xml version="1.0" encoding="utf-8"?>
+<ds:datastoreItem xmlns:ds="http://schemas.openxmlformats.org/officeDocument/2006/customXml" ds:itemID="{F764B7BC-F5EA-4966-8B65-1E59BCB2DE1E}">
+  <ds:schemaRefs>
+    <ds:schemaRef ds:uri="http://schemas.microsoft.com/office/2006/metadata/properties"/>
+    <ds:schemaRef ds:uri="http://schemas.microsoft.com/office/infopath/2007/PartnerControls"/>
+  </ds:schemaRefs>
+</ds:datastoreItem>
+</file>
+
+<file path=customXml/itemProps4.xml><?xml version="1.0" encoding="utf-8"?>
+<ds:datastoreItem xmlns:ds="http://schemas.openxmlformats.org/officeDocument/2006/customXml" ds:itemID="{5503D3D1-3D54-4D5E-9588-244437D76418}">
+  <ds:schemaRefs>
+    <ds:schemaRef ds:uri="http://schemas.microsoft.com/sharepoint/v3/contenttype/forms"/>
+  </ds:schemaRefs>
+</ds:datastoreItem>
 </file>